--- a/worlds/ondina-vasquell/phase-3-build-task-artifacts/platform/task9/current/safety_event_intake_summary_06112026.docx
+++ b/worlds/ondina-vasquell/phase-3-build-task-artifacts/platform/task9/current/safety_event_intake_summary_06112026.docx
@@ -472,7 +472,7 @@
           <w:color w:val="232830"/>
           <w:sz w:val="18"/>
         </w:rPr>
-        <w:t>Marisol Everet, MD</w:t>
+        <w:t>Lillian Everet, MD</w:t>
       </w:r>
     </w:p>
     <w:p>
